--- a/docs/xhs/2026-08-30/科技报/发布文案.docx
+++ b/docs/xhs/2026-08-30/科技报/发布文案.docx
@@ -11,7 +11,7 @@
         <w:rPr>
           <w:color w:val="FF3366"/>
         </w:rPr>
-        <w:t>今天AI圈又地震了…这3条最炸</w:t>
+        <w:t>🚨 今天AI圈又地震了…第1条封神</w:t>
       </w:r>
     </w:p>
     <w:p>
@@ -40,34 +40,37 @@
         <w:spacing w:line="384" w:lineRule="auto"/>
       </w:pPr>
       <w:r>
-        <w:t>今天AI圈又地震了，索尼和华纳直接把Anthropic告上法庭，数万首歌未经授权被抓去训练AI，单首最高索赔15万美元。这一案大概率会成为生成式AI版权责任的里程碑，所有大模型公司都在瑟瑟发抖。</w:t>
+        <w:t>今天AI圈直接炸了，索尼音乐和华纳联手起诉Anthropic，要求每首歌最高15万美元赔偿，还说这是“明目张胆的知识产权盗窃”。这场官司如果赢了，整个AI音乐版权格局都要重写。🎵</w:t>
         <w:br/>
         <w:br/>
-        <w:t>⭐ Nvidia的AI优势正超越GPU。新系统靠NVLink和网络交换做更聪明的流量控制，护城河从芯片延伸到了系统级互连。💬 老黄下了一盘大棋，卖显卡的终极形态是卖整个机房。</w:t>
+        <w:t>⭐ 索尼音乐×华纳起诉Anthropic 未经授权用数万首歌训练模型，索赔金额可能上亿。💬 音乐圈终于动手了，AI公司该学会尊重版权了。</w:t>
         <w:br/>
         <w:br/>
-        <w:t>⭐ neocloud Lambda获10亿美元债务融资采购AI芯片，转头租给微软。💬 AI军备竞赛已经卷到借钱买卡了，这杠杆上的真狠。</w:t>
+        <w:t>⭐ OpenAI九个月搞定自研AI芯片 大模型公司开始垂直整合硬件，英伟达要睡不着了。💬 芯片不再是英伟达的独家游戏，OpenAI这是要釜底抽薪。</w:t>
         <w:br/>
         <w:br/>
-        <w:t>⭐ Anthropic研究员展示自我改进AI，10个基准全提升且不牺牲整体表现。💬 AI自己改自己代码，这方向很性感，但也有点吓人，建议把安全研究同步拉满。</w:t>
+        <w:t>⭐ Anthropic研究员展示自我改进AI 10个基准测试全面提升，性能不掉。💬 自己训练自己，离失控还有多远？细思极恐。</w:t>
         <w:br/>
         <w:br/>
-        <w:t>⭐ 开源权重AI公司成硅谷热门收购标的，资本疯抢“免费送模型”的生意。💬 模型本身不值钱了，社区和生态才是真金白银。</w:t>
+        <w:t>⭐ Lambda融资10亿美元买芯片 债务换算力，租给微软。💬 算力就是新石油，但这杠杆加得有点猛。</w:t>
         <w:br/>
         <w:br/>
-        <w:t>⭐ Google把搜索结果进一步埋在AI模式之下，传统链接列表大幅下移。💬 SEO人的天塌了，以后可能连“搜一下”都变成“问一下”。</w:t>
+        <w:t>⭐ 英伟达转向智能数据中心网络 不拼GPU拼系统优化。💬 护城河越挖越宽，AMD看了想哭。</w:t>
         <w:br/>
         <w:br/>
-        <w:t>⭐ 小鹏新版VLA将于9月实装，记住过去30秒、预判未来6秒。💬 车有了时间感，复杂路口终于能像老司机一样开车了。</w:t>
+        <w:t>⭐ Google搜索自动扩展AI摘要 传统链接被下沉，流量分配要大变天。💬 出版商流量要跌，SEO从业者准备转行吧。</w:t>
         <w:br/>
         <w:br/>
-        <w:t>⭐ OpenAI用九个月自研芯片，AI开始给自己造芯。💬 从软件到硬件全栈自研，这是要跟Nvidia正面刚的节奏。</w:t>
+        <w:t>⭐ 小鹏VLA 9月实装 记住过去30秒，预判未来6秒。💬 智驾越来越像老司机了。</w:t>
         <w:br/>
         <w:br/>
-        <w:t>⭐ MiniMax转向企业服务，年化收入暴涨700%达8亿美元。💬 C端烧钱难变现，B端才是AI应用的续命丹药。</w:t>
+        <w:t>⭐ MiniMax企业收入暴涨700% 年化8亿美元，转向卖铲子。💬 卷C端不如搞B端，真香定律。</w:t>
         <w:br/>
         <w:br/>
-        <w:t>⭐ Hugging Face发布2026夏季开源模型生态报告，开源追赶速度惊人。💬 闭源和开源的差距正在肉眼可见地缩小，未来可能没有闭源的位置。</w:t>
+        <w:t>⭐ 开源模型差距持续缩小 Hugging Face夏报出炉。💬 开源才是普惠AI的终局。</w:t>
+        <w:br/>
+        <w:br/>
+        <w:t>⭐ 开源权重公司成硅谷香饽饽 科技巨头抢着收购。💬 免费模型背后的战略价值，终于被看到了。</w:t>
         <w:br/>
         <w:br/>
         <w:t>哪条最炸？评论区聊 👇</w:t>
@@ -86,7 +89,7 @@
         <w:rPr>
           <w:color w:val="0088FF"/>
         </w:rPr>
-        <w:t>#AI  #人工智能  #AI快讯  #科技前沿  #每日AI  #ChatGPT  #OpenAI  #大模型</w:t>
+        <w:t>#AI  #人工智能  #AI快讯  #科技前沿  #每日AI  #大模型  #OpenAI  #英伟达</w:t>
       </w:r>
     </w:p>
     <w:p>
@@ -105,7 +108,7 @@
         <w:rPr>
           <w:sz w:val="24"/>
         </w:rPr>
-        <w:t>#1 ★★★★★  索尼音乐与华纳起诉Anthropic侵犯版权</w:t>
+        <w:t>#1 ★★★★★  索尼音乐与华纳起诉Anthropic，指控大规模版权侵权</w:t>
       </w:r>
     </w:p>
     <w:p>
@@ -122,7 +125,7 @@
         <w:pStyle w:val="ListBullet"/>
       </w:pPr>
       <w:r>
-        <w:t>索尼音乐和华纳查普尔在加州北区法院起诉Anthropic，指控其“大胆的”知识产权盗窃，涉及数万首歌曲，要求每件作品最高15万美元赔偿，并强调AI训练中未授权使用音乐。此案可能为生成式AI版权责任设定先例。</w:t>
+        <w:t>索尼音乐与华纳音乐集团联合起诉AI公司Anthropic，指控其未经授权使用“数万首”受版权保护的作品训练AI模型，构成“明目张胆的知识产权盗窃”。原告要求每件作品最高15万美元赔偿，并针对可识别歌词每例追加2.5万美元。此案或为AI音乐版权树立重要先例。</w:t>
       </w:r>
     </w:p>
     <w:p>
@@ -143,7 +146,45 @@
         <w:rPr>
           <w:sz w:val="24"/>
         </w:rPr>
-        <w:t>#2 ★★★★★  Nvidia的AI优势正超越GPU</w:t>
+        <w:t>#2 ★★★★★  OpenAI仅用九个月完成自研AI芯片设计</w:t>
+      </w:r>
+    </w:p>
+    <w:p>
+      <w:r>
+        <w:rPr>
+          <w:color w:val="888888"/>
+          <w:sz w:val="18"/>
+        </w:rPr>
+        <w:t>来源: 爱范儿</w:t>
+      </w:r>
+    </w:p>
+    <w:p>
+      <w:pPr>
+        <w:pStyle w:val="ListBullet"/>
+      </w:pPr>
+      <w:r>
+        <w:t>据报道，OpenAI只用九个月就完成了自研AI芯片的设计，标志着大模型公司开始垂直整合硬件。随着算力需求激增和英伟达芯片供应紧张，头部AI公司纷纷自研芯片以降低成本并提升性能，此举可能重塑AI芯片竞争格局，给英伟达带来长期挑战。</w:t>
+      </w:r>
+    </w:p>
+    <w:p>
+      <w:r>
+        <w:rPr>
+          <w:color w:val="3366CC"/>
+          <w:sz w:val="18"/>
+        </w:rPr>
+        <w:t>https://www.ifanr.com/1676824</w:t>
+      </w:r>
+    </w:p>
+    <w:p/>
+    <w:p>
+      <w:pPr>
+        <w:pStyle w:val="Heading3"/>
+      </w:pPr>
+      <w:r>
+        <w:rPr>
+          <w:sz w:val="24"/>
+        </w:rPr>
+        <w:t>#3 ★★★★★  Anthropic研究员展示自我改进AI：对齐能力全面提升</w:t>
       </w:r>
     </w:p>
     <w:p>
@@ -160,7 +201,83 @@
         <w:pStyle w:val="ListBullet"/>
       </w:pPr>
       <w:r>
-        <w:t>Nvidia新一代数据中心系统不再单纯依赖增加处理器核心，而是通过更智能的流量控制提升效率，例如NVLink和网络交换技术。这一转变意味着Nvidia的护城河扩展至系统级互连，而非仅靠GPU算力，对AI基础设施格局产生深远影响。</w:t>
+        <w:t>Anthropic一名研究员展示了自我改进AI系统的能力：针对10个特定错误行为基准，自动化系统在保持整体性能不下降的前提下，每个基准的性能都有所提升。这一进展表明AI可能通过自我训练来提升安全性，但也引发了关于自我改进AI失控风险的讨论。</w:t>
+      </w:r>
+    </w:p>
+    <w:p>
+      <w:r>
+        <w:rPr>
+          <w:color w:val="3366CC"/>
+          <w:sz w:val="18"/>
+        </w:rPr>
+        <w:t>https://techcrunch.com/2026/08/28/an-anthropic-researcher-just-gave-us-a-peek-at-self-improving-ai/</w:t>
+      </w:r>
+    </w:p>
+    <w:p/>
+    <w:p>
+      <w:pPr>
+        <w:pStyle w:val="Heading3"/>
+      </w:pPr>
+      <w:r>
+        <w:rPr>
+          <w:sz w:val="24"/>
+        </w:rPr>
+        <w:t>#4 ★★★★☆  云服务商Lambda获10亿美元债务融资，购买英伟达芯片</w:t>
+      </w:r>
+    </w:p>
+    <w:p>
+      <w:r>
+        <w:rPr>
+          <w:color w:val="888888"/>
+          <w:sz w:val="18"/>
+        </w:rPr>
+        <w:t>来源: TechCrunch</w:t>
+      </w:r>
+    </w:p>
+    <w:p>
+      <w:pPr>
+        <w:pStyle w:val="ListBullet"/>
+      </w:pPr>
+      <w:r>
+        <w:t>人工智能云服务商Lambda通过私募债务融资10亿美元，用于购买英伟达AI芯片并租赁给微软。这是该公司一系列贷款中的最新一笔，凸显AI基础设施高昂的资本成本。此类负债扩张表明云服务市场竞争加剧，也反映芯片供应紧张下算力即资产的商业模式盛行。</w:t>
+      </w:r>
+    </w:p>
+    <w:p>
+      <w:r>
+        <w:rPr>
+          <w:color w:val="3366CC"/>
+          <w:sz w:val="18"/>
+        </w:rPr>
+        <w:t>https://techcrunch.com/2026/08/28/neocloud-lambda-secures-1b-in-debt-to-buy-more-chips/</w:t>
+      </w:r>
+    </w:p>
+    <w:p/>
+    <w:p>
+      <w:pPr>
+        <w:pStyle w:val="Heading3"/>
+      </w:pPr>
+      <w:r>
+        <w:rPr>
+          <w:sz w:val="24"/>
+        </w:rPr>
+        <w:t>#5 ★★★★☆  英伟达的AI优势正超越GPU，转向智能数据中心网络</w:t>
+      </w:r>
+    </w:p>
+    <w:p>
+      <w:r>
+        <w:rPr>
+          <w:color w:val="888888"/>
+          <w:sz w:val="18"/>
+        </w:rPr>
+        <w:t>来源: TechCrunch</w:t>
+      </w:r>
+    </w:p>
+    <w:p>
+      <w:pPr>
+        <w:pStyle w:val="ListBullet"/>
+      </w:pPr>
+      <w:r>
+        <w:t>英伟达新一代数据中心系统不再仅仅依赖更强的处理器，而是通过更智能的流量控制提升效率。这一转变意味着AI计算瓶颈正从芯片性能转向网络与系统级优化，英伟达试图构建更全面的AI基础设施护城河，以巩固其在AI训练和推理市场的领导地位。</w:t>
       </w:r>
     </w:p>
     <w:p>
@@ -181,121 +298,7 @@
         <w:rPr>
           <w:sz w:val="24"/>
         </w:rPr>
-        <w:t>#3 ★★★★☆  Neocloud Lambda获10亿美元债务融资采购AI芯片</w:t>
-      </w:r>
-    </w:p>
-    <w:p>
-      <w:r>
-        <w:rPr>
-          <w:color w:val="888888"/>
-          <w:sz w:val="18"/>
-        </w:rPr>
-        <w:t>来源: TechCrunch</w:t>
-      </w:r>
-    </w:p>
-    <w:p>
-      <w:pPr>
-        <w:pStyle w:val="ListBullet"/>
-      </w:pPr>
-      <w:r>
-        <w:t>新型云厂商Lambda通过私人债务融资10亿美元，用于购买Nvidia AI芯片并租给微软。这显示AI基础设施的高昂成本正推动企业转向债务融资，也反映出算力需求的持续暴增。Lambda在融资市场活跃，凸显neocloud赛道竞争白热化。</w:t>
-      </w:r>
-    </w:p>
-    <w:p>
-      <w:r>
-        <w:rPr>
-          <w:color w:val="3366CC"/>
-          <w:sz w:val="18"/>
-        </w:rPr>
-        <w:t>https://techcrunch.com/2026/08/28/neocloud-lambda-secures-1b-in-debt-to-buy-more-chips/</w:t>
-      </w:r>
-    </w:p>
-    <w:p/>
-    <w:p>
-      <w:pPr>
-        <w:pStyle w:val="Heading3"/>
-      </w:pPr>
-      <w:r>
-        <w:rPr>
-          <w:sz w:val="24"/>
-        </w:rPr>
-        <w:t>#4 ★★★★★  Anthropic研究员展示自我改进AI新成果</w:t>
-      </w:r>
-    </w:p>
-    <w:p>
-      <w:r>
-        <w:rPr>
-          <w:color w:val="888888"/>
-          <w:sz w:val="18"/>
-        </w:rPr>
-        <w:t>来源: TechCrunch</w:t>
-      </w:r>
-    </w:p>
-    <w:p>
-      <w:pPr>
-        <w:pStyle w:val="ListBullet"/>
-      </w:pPr>
-      <w:r>
-        <w:t>Anthropic一名研究员演示了自动化系统在10个特定错误行为的基准上全部提升性能，且不牺牲整体表现。这为自我改进AI提供了实证，但也引发对AI自我演化失控风险的担忧。该研究或加速AI自主优化能力的发展。</w:t>
-      </w:r>
-    </w:p>
-    <w:p>
-      <w:r>
-        <w:rPr>
-          <w:color w:val="3366CC"/>
-          <w:sz w:val="18"/>
-        </w:rPr>
-        <w:t>https://techcrunch.com/2026/08/28/an-anthropic-researcher-just-gave-us-a-peek-at-self-improving-ai/</w:t>
-      </w:r>
-    </w:p>
-    <w:p/>
-    <w:p>
-      <w:pPr>
-        <w:pStyle w:val="Heading3"/>
-      </w:pPr>
-      <w:r>
-        <w:rPr>
-          <w:sz w:val="24"/>
-        </w:rPr>
-        <w:t>#5 ★★★★☆  开源权重AI公司成硅谷热门收购标的</w:t>
-      </w:r>
-    </w:p>
-    <w:p>
-      <w:r>
-        <w:rPr>
-          <w:color w:val="888888"/>
-          <w:sz w:val="18"/>
-        </w:rPr>
-        <w:t>来源: TechCrunch</w:t>
-      </w:r>
-    </w:p>
-    <w:p>
-      <w:pPr>
-        <w:pStyle w:val="ListBullet"/>
-      </w:pPr>
-      <w:r>
-        <w:t>大量资本正在涌入“免费送模型”的商业领域，开源权重AI公司成为科技巨头和风投的收购热点。这一趋势表明，AI竞争正从模型本身转向开源生态、社区和分发渠道，重塑行业并购格局。</w:t>
-      </w:r>
-    </w:p>
-    <w:p>
-      <w:r>
-        <w:rPr>
-          <w:color w:val="3366CC"/>
-          <w:sz w:val="18"/>
-        </w:rPr>
-        <w:t>https://techcrunch.com/2026/08/28/open-weight-ai-companies-are-the-valleys-hottest-acquisition-targets/</w:t>
-      </w:r>
-    </w:p>
-    <w:p/>
-    <w:p>
-      <w:pPr>
-        <w:pStyle w:val="Heading3"/>
-      </w:pPr>
-      <w:r>
-        <w:rPr>
-          <w:sz w:val="24"/>
-        </w:rPr>
-        <w:t>#6 ★★★★☆  Google进一步将搜索结果埋在AI模式之下</w:t>
+        <w:t>#6 ★★★★☆  Google进一步将搜索推向AI模式，自然结果被下沉</w:t>
       </w:r>
     </w:p>
     <w:p>
@@ -312,7 +315,7 @@
         <w:pStyle w:val="ListBullet"/>
       </w:pPr>
       <w:r>
-        <w:t>Google正在自动展开部分搜索的AI摘要，使传统链接列表大幅下移，改变用户获取信息的方式。这一调整强化AI在搜索中的主导地位，但也引发对内容流量和搜索引擎优化的担忧。该变化对内容创作者和SEO行业影响深远。</w:t>
+        <w:t>Google正自动为部分搜索扩展AI摘要，将其置顶并显著下推传统链接列表。这一变化可能减少用户点击外部网站，引发出版商担忧。AI搜索模式正在改变流量分配生态，这也是Google在生成式AI竞争压力下推动搜索体验转型的最新举动。</w:t>
       </w:r>
     </w:p>
     <w:p>
@@ -333,7 +336,7 @@
         <w:rPr>
           <w:sz w:val="24"/>
         </w:rPr>
-        <w:t>#7 ★★★★★  小鹏发布新版VLA，让汽车拥有时间感知能力</w:t>
+        <w:t>#7 ★★★★☆  小鹏新版VLA 9月实装：记住过去30秒，预判未来6秒</w:t>
       </w:r>
     </w:p>
     <w:p>
@@ -350,7 +353,7 @@
         <w:pStyle w:val="ListBullet"/>
       </w:pPr>
       <w:r>
-        <w:t>小鹏新版VLA将于9月实装，能记住过去30秒、预判未来6秒，实现在“时间里”开车。该技术赋予自动驾驶系统对动态场景的时序理解能力，有望显著提升复杂路况下的决策安全和拟人化程度，是自动驾驶大模型的重要进展。</w:t>
+        <w:t>小鹏宣布新版视觉语言动作模型（VLA）将于9月实装，能记住过去30秒的环境信息，并预判未来6秒的态势。这一「时间理解」能力让智驾系统更接近人类驾驶中的预测和规划，标志着端到端自动驾驶技术迈入新的阶段，提升复杂路况下的安全性。</w:t>
       </w:r>
     </w:p>
     <w:p>
@@ -371,7 +374,7 @@
         <w:rPr>
           <w:sz w:val="24"/>
         </w:rPr>
-        <w:t>#8 ★★★★★  OpenAI用九个月自研芯片，AI开始给自己造芯</w:t>
+        <w:t>#8 ★★★★☆  MiniMax企业收入暴涨700%，转向AI基建卖铲者</w:t>
       </w:r>
     </w:p>
     <w:p>
@@ -388,45 +391,7 @@
         <w:pStyle w:val="ListBullet"/>
       </w:pPr>
       <w:r>
-        <w:t>报道披露OpenAI从零设计AI芯片仅用九个月，表明大模型公司正将硬件自研视为核心竞争力。此举可能降低对Nvidia的依赖，并推动AI芯片架构针对模型训练进行定制优化，对算力供应链产生深远影响。</w:t>
-      </w:r>
-    </w:p>
-    <w:p>
-      <w:r>
-        <w:rPr>
-          <w:color w:val="3366CC"/>
-          <w:sz w:val="18"/>
-        </w:rPr>
-        <w:t>https://www.ifanr.com/1676824</w:t>
-      </w:r>
-    </w:p>
-    <w:p/>
-    <w:p>
-      <w:pPr>
-        <w:pStyle w:val="Heading3"/>
-      </w:pPr>
-      <w:r>
-        <w:rPr>
-          <w:sz w:val="24"/>
-        </w:rPr>
-        <w:t>#9 ★★★★☆  MiniMax转向企业服务，收入暴涨700%</w:t>
-      </w:r>
-    </w:p>
-    <w:p>
-      <w:r>
-        <w:rPr>
-          <w:color w:val="888888"/>
-          <w:sz w:val="18"/>
-        </w:rPr>
-        <w:t>来源: 爱范儿</w:t>
-      </w:r>
-    </w:p>
-    <w:p>
-      <w:pPr>
-        <w:pStyle w:val="ListBullet"/>
-      </w:pPr>
-      <w:r>
-        <w:t>MiniMax放弃纯C端路线，转向企业服务与Agent基础设施，年化收入达8亿美元，同比增长700%。这一战略转变表明AI应用公司需要寻找更可持续的商业模式，也反映出企业级AI市场的巨大潜力。</w:t>
+        <w:t>国内AI公司MiniMax企业服务收入同比增长700%，达到年化8亿美元规模。公司似乎违背了此前的C端消费级定位，转而向企业提供Agent基础设施和模型服务。这一收入爆发显示AI应用层商业化加速，也反映出大模型公司需在通用与垂直需求间找到盈利路径。</w:t>
       </w:r>
     </w:p>
     <w:p>
@@ -447,7 +412,7 @@
         <w:rPr>
           <w:sz w:val="24"/>
         </w:rPr>
-        <w:t>#10 ★★★★☆  2026年夏季开源模型生态观察报告发布</w:t>
+        <w:t>#9 ★★★★☆  开源模型现状：2026年夏季观察</w:t>
       </w:r>
     </w:p>
     <w:p>
@@ -456,7 +421,7 @@
           <w:color w:val="888888"/>
           <w:sz w:val="18"/>
         </w:rPr>
-        <w:t>来源: Hugging Face Blog</w:t>
+        <w:t>来源: Hugging Face</w:t>
       </w:r>
     </w:p>
     <w:p>
@@ -464,7 +429,7 @@
         <w:pStyle w:val="ListBullet"/>
       </w:pPr>
       <w:r>
-        <w:t>Hugging Face发布2026年夏季开源模型现状报告，分析开放模型与封闭模型的竞争格局、性能差距和社区趋势。报告显示开源模型能力快速追赶，生态日益丰富，为行业决策提供重要参考。</w:t>
+        <w:t>Hugging Face发布2026年夏季开源模型生态报告，综述了开放权重模型的竞争格局、性能进展和社区趋势。报告指出开源模型与闭源模型的差距持续缩小，并在特定任务上形成优势。该报告为从业者提供了重要的市场洞察，是观察AI开源生态的关键资料。</w:t>
       </w:r>
     </w:p>
     <w:p>
@@ -474,6 +439,44 @@
           <w:sz w:val="18"/>
         </w:rPr>
         <w:t>https://huggingface.co/blog/state-of-open-models-summer-2026</w:t>
+      </w:r>
+    </w:p>
+    <w:p/>
+    <w:p>
+      <w:pPr>
+        <w:pStyle w:val="Heading3"/>
+      </w:pPr>
+      <w:r>
+        <w:rPr>
+          <w:sz w:val="24"/>
+        </w:rPr>
+        <w:t>#10 ★★★★☆  开源权重AI公司成为硅谷最热收购目标</w:t>
+      </w:r>
+    </w:p>
+    <w:p>
+      <w:r>
+        <w:rPr>
+          <w:color w:val="888888"/>
+          <w:sz w:val="18"/>
+        </w:rPr>
+        <w:t>来源: TechCrunch</w:t>
+      </w:r>
+    </w:p>
+    <w:p>
+      <w:pPr>
+        <w:pStyle w:val="ListBullet"/>
+      </w:pPr>
+      <w:r>
+        <w:t>大量资金正涌入“免费提供模型”的商业模式，使开源权重AI公司成为科技巨头的重点收购对象。通过收购开源阵营的创业公司，大企业可获得人才、模型能力和生态影响力。这一趋势反映了AI行业围绕开源与闭源的战略博弈正在白热化。</w:t>
+      </w:r>
+    </w:p>
+    <w:p>
+      <w:r>
+        <w:rPr>
+          <w:color w:val="3366CC"/>
+          <w:sz w:val="18"/>
+        </w:rPr>
+        <w:t>https://techcrunch.com/2026/08/28/open-weight-ai-companies-are-the-valleys-hottest-acquisition-targets/</w:t>
       </w:r>
     </w:p>
     <w:p/>
